--- a/docs/Dokumente_Schule/Completed/Arbeitsprotokoll_Julian_Gomez.docx
+++ b/docs/Dokumente_Schule/Completed/Arbeitsprotokoll_Julian_Gomez.docx
@@ -44,7 +44,7 @@
           <w:sz w:val="24"/>
           <w:szCs w:val="24"/>
         </w:rPr>
-        <w:t xml:space="preserve">Zeitraum: 04.03.2026 – 22.04.2026  |  Gruppe: GME-24.01  |  Name: Julian Gomez</w:t>
+        <w:t>Zeitraum: 04.03.2026 – 27.04.2026  |  Gruppe: GME-24.01  |  Name: Julian Gomez</w:t>
       </w:r>
     </w:p>
     <w:p>
@@ -9769,7 +9769,7 @@
                 <w:sz w:val="18"/>
                 <w:szCs w:val="18"/>
               </w:rPr>
-              <w:t xml:space="preserve">–</w:t>
+              <w:t>Pixelart: Katze idle/rise/peak — erste Sprite-Skizzen</w:t>
             </w:r>
           </w:p>
         </w:tc>
@@ -9805,7 +9805,7 @@
                 <w:sz w:val="18"/>
                 <w:szCs w:val="18"/>
               </w:rPr>
-              <w:t xml:space="preserve"/>
+              <w:t>x</w:t>
             </w:r>
           </w:p>
         </w:tc>
@@ -9841,7 +9841,7 @@
                 <w:sz w:val="18"/>
                 <w:szCs w:val="18"/>
               </w:rPr>
-              <w:t xml:space="preserve"/>
+              <w:t>x</w:t>
             </w:r>
           </w:p>
         </w:tc>
@@ -9877,7 +9877,7 @@
                 <w:sz w:val="18"/>
                 <w:szCs w:val="18"/>
               </w:rPr>
-              <w:t xml:space="preserve"/>
+              <w:t>x</w:t>
             </w:r>
           </w:p>
         </w:tc>
@@ -14565,7 +14565,7 @@
                 <w:sz w:val="18"/>
                 <w:szCs w:val="18"/>
               </w:rPr>
-              <w:t xml:space="preserve">–</w:t>
+              <w:t>Pixelart: Stadtkulisse L1 — Gebaeude-Tiles und Fenster-Layouts</w:t>
             </w:r>
           </w:p>
         </w:tc>
@@ -14601,7 +14601,7 @@
                 <w:sz w:val="18"/>
                 <w:szCs w:val="18"/>
               </w:rPr>
-              <w:t xml:space="preserve"/>
+              <w:t>x</w:t>
             </w:r>
           </w:p>
         </w:tc>
@@ -14637,7 +14637,7 @@
                 <w:sz w:val="18"/>
                 <w:szCs w:val="18"/>
               </w:rPr>
-              <w:t xml:space="preserve"/>
+              <w:t>x</w:t>
             </w:r>
           </w:p>
         </w:tc>
@@ -14673,7 +14673,7 @@
                 <w:sz w:val="18"/>
                 <w:szCs w:val="18"/>
               </w:rPr>
-              <w:t xml:space="preserve"/>
+              <w:t>x</w:t>
             </w:r>
           </w:p>
         </w:tc>
@@ -14783,7 +14783,7 @@
                 <w:sz w:val="18"/>
                 <w:szCs w:val="18"/>
               </w:rPr>
-              <w:t xml:space="preserve">–</w:t>
+              <w:t>Pixelart: Plattform-Tiles L1 (Beton, Geruest, Crumble-Variante)</w:t>
             </w:r>
           </w:p>
         </w:tc>
@@ -14819,7 +14819,7 @@
                 <w:sz w:val="18"/>
                 <w:szCs w:val="18"/>
               </w:rPr>
-              <w:t xml:space="preserve"/>
+              <w:t>x</w:t>
             </w:r>
           </w:p>
         </w:tc>
@@ -14855,7 +14855,7 @@
                 <w:sz w:val="18"/>
                 <w:szCs w:val="18"/>
               </w:rPr>
-              <w:t xml:space="preserve"/>
+              <w:t>x</w:t>
             </w:r>
           </w:p>
         </w:tc>
@@ -14891,7 +14891,7 @@
                 <w:sz w:val="18"/>
                 <w:szCs w:val="18"/>
               </w:rPr>
-              <w:t xml:space="preserve"/>
+              <w:t>x</w:t>
             </w:r>
           </w:p>
         </w:tc>
@@ -15001,7 +15001,7 @@
                 <w:sz w:val="18"/>
                 <w:szCs w:val="18"/>
               </w:rPr>
-              <w:t xml:space="preserve">–</w:t>
+              <w:t>Pixelart: Hazard-Layer Smog L1 — Wolkenstruktur, Alpha-Verlauf</w:t>
             </w:r>
           </w:p>
         </w:tc>
@@ -15037,7 +15037,7 @@
                 <w:sz w:val="18"/>
                 <w:szCs w:val="18"/>
               </w:rPr>
-              <w:t xml:space="preserve"/>
+              <w:t>x</w:t>
             </w:r>
           </w:p>
         </w:tc>
@@ -15073,7 +15073,7 @@
                 <w:sz w:val="18"/>
                 <w:szCs w:val="18"/>
               </w:rPr>
-              <w:t xml:space="preserve"/>
+              <w:t>x</w:t>
             </w:r>
           </w:p>
         </w:tc>
@@ -15109,7 +15109,7 @@
                 <w:sz w:val="18"/>
                 <w:szCs w:val="18"/>
               </w:rPr>
-              <w:t xml:space="preserve"/>
+              <w:t>x</w:t>
             </w:r>
           </w:p>
         </w:tc>
@@ -18271,7 +18271,7 @@
                 <w:sz w:val="18"/>
                 <w:szCs w:val="18"/>
               </w:rPr>
-              <w:t xml:space="preserve">–</w:t>
+              <w:t>Pixelart: Hazard-Layer Elektrizitaet L3 — Schichten, Frequenz-Varianten</w:t>
             </w:r>
           </w:p>
         </w:tc>
@@ -18307,7 +18307,7 @@
                 <w:sz w:val="18"/>
                 <w:szCs w:val="18"/>
               </w:rPr>
-              <w:t xml:space="preserve"/>
+              <w:t>x</w:t>
             </w:r>
           </w:p>
         </w:tc>
@@ -18343,7 +18343,7 @@
                 <w:sz w:val="18"/>
                 <w:szCs w:val="18"/>
               </w:rPr>
-              <w:t xml:space="preserve"/>
+              <w:t>x</w:t>
             </w:r>
           </w:p>
         </w:tc>
@@ -18379,7 +18379,7 @@
                 <w:sz w:val="18"/>
                 <w:szCs w:val="18"/>
               </w:rPr>
-              <w:t xml:space="preserve"/>
+              <w:t>x</w:t>
             </w:r>
           </w:p>
         </w:tc>
@@ -18925,7 +18925,7 @@
                 <w:sz w:val="18"/>
                 <w:szCs w:val="18"/>
               </w:rPr>
-              <w:t xml:space="preserve">–</w:t>
+              <w:t>Pixelart: Finish-Trigger-Sprites — Windrad (L1), Glocke (L2), Hebel (L3)</w:t>
             </w:r>
           </w:p>
         </w:tc>
@@ -18961,7 +18961,7 @@
                 <w:sz w:val="18"/>
                 <w:szCs w:val="18"/>
               </w:rPr>
-              <w:t xml:space="preserve"/>
+              <w:t>x</w:t>
             </w:r>
           </w:p>
         </w:tc>
@@ -18997,7 +18997,7 @@
                 <w:sz w:val="18"/>
                 <w:szCs w:val="18"/>
               </w:rPr>
-              <w:t xml:space="preserve"/>
+              <w:t>x</w:t>
             </w:r>
           </w:p>
         </w:tc>
@@ -19033,7 +19033,7 @@
                 <w:sz w:val="18"/>
                 <w:szCs w:val="18"/>
               </w:rPr>
-              <w:t xml:space="preserve"/>
+              <w:t>x</w:t>
             </w:r>
           </w:p>
         </w:tc>
@@ -19143,7 +19143,7 @@
                 <w:sz w:val="18"/>
                 <w:szCs w:val="18"/>
               </w:rPr>
-              <w:t xml:space="preserve">–</w:t>
+              <w:t>Pixelart: Ballon-Sammelobjekt — Frames und Schnur-Animation</w:t>
             </w:r>
           </w:p>
         </w:tc>
@@ -19179,7 +19179,7 @@
                 <w:sz w:val="18"/>
                 <w:szCs w:val="18"/>
               </w:rPr>
-              <w:t xml:space="preserve"/>
+              <w:t>x</w:t>
             </w:r>
           </w:p>
         </w:tc>
@@ -19215,7 +19215,7 @@
                 <w:sz w:val="18"/>
                 <w:szCs w:val="18"/>
               </w:rPr>
-              <w:t xml:space="preserve"/>
+              <w:t>x</w:t>
             </w:r>
           </w:p>
         </w:tc>
@@ -19251,7 +19251,7 @@
                 <w:sz w:val="18"/>
                 <w:szCs w:val="18"/>
               </w:rPr>
-              <w:t xml:space="preserve"/>
+              <w:t>x</w:t>
             </w:r>
           </w:p>
         </w:tc>
@@ -20669,7 +20669,7 @@
                 <w:sz w:val="18"/>
                 <w:szCs w:val="18"/>
               </w:rPr>
-              <w:t xml:space="preserve">–</w:t>
+              <w:t>Pixelart: L2 Leuchtturm — Konzeptzeichnung, Silhouette, Farbpalette</w:t>
             </w:r>
           </w:p>
         </w:tc>
@@ -20705,7 +20705,7 @@
                 <w:sz w:val="18"/>
                 <w:szCs w:val="18"/>
               </w:rPr>
-              <w:t xml:space="preserve"/>
+              <w:t>x</w:t>
             </w:r>
           </w:p>
         </w:tc>
@@ -20741,7 +20741,7 @@
                 <w:sz w:val="18"/>
                 <w:szCs w:val="18"/>
               </w:rPr>
-              <w:t xml:space="preserve"/>
+              <w:t>x</w:t>
             </w:r>
           </w:p>
         </w:tc>
@@ -20777,7 +20777,7 @@
                 <w:sz w:val="18"/>
                 <w:szCs w:val="18"/>
               </w:rPr>
-              <w:t xml:space="preserve"/>
+              <w:t>x</w:t>
             </w:r>
           </w:p>
         </w:tc>
@@ -20887,7 +20887,7 @@
                 <w:sz w:val="18"/>
                 <w:szCs w:val="18"/>
               </w:rPr>
-              <w:t xml:space="preserve">–</w:t>
+              <w:t>Pixelart: L2 Leuchtturm — Turmkoerper-Tiles und Wave-Breaker-Stufen</w:t>
             </w:r>
           </w:p>
         </w:tc>
@@ -20923,7 +20923,7 @@
                 <w:sz w:val="18"/>
                 <w:szCs w:val="18"/>
               </w:rPr>
-              <w:t xml:space="preserve"/>
+              <w:t>x</w:t>
             </w:r>
           </w:p>
         </w:tc>
@@ -20959,7 +20959,7 @@
                 <w:sz w:val="18"/>
                 <w:szCs w:val="18"/>
               </w:rPr>
-              <w:t xml:space="preserve"/>
+              <w:t>x</w:t>
             </w:r>
           </w:p>
         </w:tc>
@@ -20995,7 +20995,7 @@
                 <w:sz w:val="18"/>
                 <w:szCs w:val="18"/>
               </w:rPr>
-              <w:t xml:space="preserve"/>
+              <w:t>x</w:t>
             </w:r>
           </w:p>
         </w:tc>
@@ -21105,7 +21105,7 @@
                 <w:sz w:val="18"/>
                 <w:szCs w:val="18"/>
               </w:rPr>
-              <w:t xml:space="preserve">–</w:t>
+              <w:t>Pixelart: L2 Wolken-Plattformen und Parallax-Layer-Skizzen</w:t>
             </w:r>
           </w:p>
         </w:tc>
@@ -21141,7 +21141,7 @@
                 <w:sz w:val="18"/>
                 <w:szCs w:val="18"/>
               </w:rPr>
-              <w:t xml:space="preserve"/>
+              <w:t>x</w:t>
             </w:r>
           </w:p>
         </w:tc>
@@ -21177,7 +21177,7 @@
                 <w:sz w:val="18"/>
                 <w:szCs w:val="18"/>
               </w:rPr>
-              <w:t xml:space="preserve"/>
+              <w:t>x</w:t>
             </w:r>
           </w:p>
         </w:tc>
@@ -21213,7 +21213,7 @@
                 <w:sz w:val="18"/>
                 <w:szCs w:val="18"/>
               </w:rPr>
-              <w:t xml:space="preserve"/>
+              <w:t>x</w:t>
             </w:r>
           </w:p>
         </w:tc>
@@ -21323,7 +21323,7 @@
                 <w:sz w:val="18"/>
                 <w:szCs w:val="18"/>
               </w:rPr>
-              <w:t xml:space="preserve">–</w:t>
+              <w:t>Pixelart: Wespe-Sprites (Patrol-Frames, Sting, Stomp-Reaktion)</w:t>
             </w:r>
           </w:p>
         </w:tc>
@@ -21359,7 +21359,7 @@
                 <w:sz w:val="18"/>
                 <w:szCs w:val="18"/>
               </w:rPr>
-              <w:t xml:space="preserve"/>
+              <w:t>x</w:t>
             </w:r>
           </w:p>
         </w:tc>
@@ -21395,7 +21395,7 @@
                 <w:sz w:val="18"/>
                 <w:szCs w:val="18"/>
               </w:rPr>
-              <w:t xml:space="preserve"/>
+              <w:t>x</w:t>
             </w:r>
           </w:p>
         </w:tc>
@@ -21431,7 +21431,7 @@
                 <w:sz w:val="18"/>
                 <w:szCs w:val="18"/>
               </w:rPr>
-              <w:t xml:space="preserve"/>
+              <w:t>x</w:t>
             </w:r>
           </w:p>
         </w:tc>
@@ -23067,7 +23067,7 @@
                 <w:sz w:val="18"/>
                 <w:szCs w:val="18"/>
               </w:rPr>
-              <w:t xml:space="preserve">–</w:t>
+              <w:t>krankgeschrieben (07.–16.04.2026)</w:t>
             </w:r>
           </w:p>
         </w:tc>
@@ -23285,7 +23285,7 @@
                 <w:sz w:val="18"/>
                 <w:szCs w:val="18"/>
               </w:rPr>
-              <w:t xml:space="preserve">–</w:t>
+              <w:t>krankgeschrieben (07.–16.04.2026)</w:t>
             </w:r>
           </w:p>
         </w:tc>
@@ -23503,7 +23503,7 @@
                 <w:sz w:val="18"/>
                 <w:szCs w:val="18"/>
               </w:rPr>
-              <w:t xml:space="preserve">–</w:t>
+              <w:t>krankgeschrieben (07.–16.04.2026)</w:t>
             </w:r>
           </w:p>
         </w:tc>
@@ -23721,7 +23721,7 @@
                 <w:sz w:val="18"/>
                 <w:szCs w:val="18"/>
               </w:rPr>
-              <w:t xml:space="preserve">–</w:t>
+              <w:t>krankgeschrieben (07.–16.04.2026)</w:t>
             </w:r>
           </w:p>
         </w:tc>
@@ -24593,7 +24593,7 @@
                 <w:sz w:val="18"/>
                 <w:szCs w:val="18"/>
               </w:rPr>
-              <w:t xml:space="preserve">–</w:t>
+              <w:t>krankgeschrieben (07.–16.04.2026)</w:t>
             </w:r>
           </w:p>
         </w:tc>
@@ -24811,7 +24811,7 @@
                 <w:sz w:val="18"/>
                 <w:szCs w:val="18"/>
               </w:rPr>
-              <w:t xml:space="preserve">–</w:t>
+              <w:t>krankgeschrieben (07.–16.04.2026)</w:t>
             </w:r>
           </w:p>
         </w:tc>
@@ -25029,7 +25029,7 @@
                 <w:sz w:val="18"/>
                 <w:szCs w:val="18"/>
               </w:rPr>
-              <w:t xml:space="preserve">–</w:t>
+              <w:t>krankgeschrieben (07.–16.04.2026)</w:t>
             </w:r>
           </w:p>
         </w:tc>
@@ -25247,7 +25247,7 @@
                 <w:sz w:val="18"/>
                 <w:szCs w:val="18"/>
               </w:rPr>
-              <w:t xml:space="preserve">–</w:t>
+              <w:t>krankgeschrieben (07.–16.04.2026)</w:t>
             </w:r>
           </w:p>
         </w:tc>
@@ -25465,7 +25465,7 @@
                 <w:sz w:val="18"/>
                 <w:szCs w:val="18"/>
               </w:rPr>
-              <w:t xml:space="preserve">–</w:t>
+              <w:t>Pixelart: Cat animation_sheet.png Konsolidierung (7 Frames in einem Sheet)</w:t>
             </w:r>
           </w:p>
         </w:tc>
@@ -25501,7 +25501,7 @@
                 <w:sz w:val="18"/>
                 <w:szCs w:val="18"/>
               </w:rPr>
-              <w:t xml:space="preserve"/>
+              <w:t>x</w:t>
             </w:r>
           </w:p>
         </w:tc>
@@ -25537,7 +25537,7 @@
                 <w:sz w:val="18"/>
                 <w:szCs w:val="18"/>
               </w:rPr>
-              <w:t xml:space="preserve"/>
+              <w:t>x</w:t>
             </w:r>
           </w:p>
         </w:tc>
@@ -25573,7 +25573,7 @@
                 <w:sz w:val="18"/>
                 <w:szCs w:val="18"/>
               </w:rPr>
-              <w:t xml:space="preserve"/>
+              <w:t>x</w:t>
             </w:r>
           </w:p>
         </w:tc>
@@ -26337,7 +26337,7 @@
                 <w:sz w:val="18"/>
                 <w:szCs w:val="18"/>
               </w:rPr>
-              <w:t xml:space="preserve">–</w:t>
+              <w:t>Wasp-Schwarmgroessen erhoeht: 10/15/20 pro Level (vorher 5/7/10) | Dialog-Bubbles: Illustrator-Plan, Bubble-Shapes definiert</w:t>
             </w:r>
           </w:p>
         </w:tc>
@@ -26373,7 +26373,7 @@
                 <w:sz w:val="18"/>
                 <w:szCs w:val="18"/>
               </w:rPr>
-              <w:t xml:space="preserve"/>
+              <w:t>x</w:t>
             </w:r>
           </w:p>
         </w:tc>
@@ -26409,7 +26409,7 @@
                 <w:sz w:val="18"/>
                 <w:szCs w:val="18"/>
               </w:rPr>
-              <w:t xml:space="preserve"/>
+              <w:t>x</w:t>
             </w:r>
           </w:p>
         </w:tc>
@@ -26445,7 +26445,7 @@
                 <w:sz w:val="18"/>
                 <w:szCs w:val="18"/>
               </w:rPr>
-              <w:t xml:space="preserve"/>
+              <w:t>x</w:t>
             </w:r>
           </w:p>
         </w:tc>
@@ -26555,7 +26555,7 @@
                 <w:sz w:val="18"/>
                 <w:szCs w:val="18"/>
               </w:rPr>
-              <w:t xml:space="preserve">–</w:t>
+              <w:t>English-Migration-Audit: Texte und Identifier auf Englisch umgestellt | Project-Cleanup: Phase-3-Asset-Gruppen sortiert, Naming Convention durchgesetzt</w:t>
             </w:r>
           </w:p>
         </w:tc>
@@ -26591,7 +26591,7 @@
                 <w:sz w:val="18"/>
                 <w:szCs w:val="18"/>
               </w:rPr>
-              <w:t xml:space="preserve"/>
+              <w:t>x</w:t>
             </w:r>
           </w:p>
         </w:tc>
@@ -26627,7 +26627,7 @@
                 <w:sz w:val="18"/>
                 <w:szCs w:val="18"/>
               </w:rPr>
-              <w:t xml:space="preserve"/>
+              <w:t>x</w:t>
             </w:r>
           </w:p>
         </w:tc>
@@ -26663,7 +26663,7 @@
                 <w:sz w:val="18"/>
                 <w:szCs w:val="18"/>
               </w:rPr>
-              <w:t xml:space="preserve"/>
+              <w:t>x</w:t>
             </w:r>
           </w:p>
         </w:tc>
@@ -26773,7 +26773,7 @@
                 <w:sz w:val="18"/>
                 <w:szCs w:val="18"/>
               </w:rPr>
-              <w:t xml:space="preserve">–</w:t>
+              <w:t>PR #1 gemerged: Phase 04.3 L2 Elevator Interior (Collider, 404, Dialog-Code)</w:t>
             </w:r>
           </w:p>
         </w:tc>
@@ -26809,7 +26809,7 @@
                 <w:sz w:val="18"/>
                 <w:szCs w:val="18"/>
               </w:rPr>
-              <w:t xml:space="preserve"/>
+              <w:t>x</w:t>
             </w:r>
           </w:p>
         </w:tc>
@@ -26845,7 +26845,7 @@
                 <w:sz w:val="18"/>
                 <w:szCs w:val="18"/>
               </w:rPr>
-              <w:t xml:space="preserve"/>
+              <w:t>x</w:t>
             </w:r>
           </w:p>
         </w:tc>
@@ -26881,7 +26881,917 @@
                 <w:sz w:val="18"/>
                 <w:szCs w:val="18"/>
               </w:rPr>
-              <w:t xml:space="preserve"/>
+              <w:t>x</w:t>
+            </w:r>
+          </w:p>
+        </w:tc>
+      </w:tr>
+      <w:tr>
+        <w:tc>
+          <w:tcPr>
+            <w:tcW w:type="dxa" w:w="500"/>
+          </w:tcPr>
+          <w:p>
+            <w:r>
+              <w:t>Do</w:t>
+            </w:r>
+          </w:p>
+        </w:tc>
+        <w:tc>
+          <w:tcPr>
+            <w:tcW w:type="dxa" w:w="1400"/>
+          </w:tcPr>
+          <w:p>
+            <w:r>
+              <w:t>23.04.2026</w:t>
+            </w:r>
+          </w:p>
+        </w:tc>
+        <w:tc>
+          <w:tcPr>
+            <w:tcW w:type="dxa" w:w="3937"/>
+          </w:tcPr>
+          <w:p>
+            <w:r>
+              <w:t>Dialog-System: Damage-Title-Pools — Random pro Level mit Repeat-Guard</w:t>
+            </w:r>
+          </w:p>
+        </w:tc>
+        <w:tc>
+          <w:tcPr>
+            <w:tcW w:type="dxa" w:w="700"/>
+          </w:tcPr>
+          <w:p>
+            <w:r>
+              <w:t>x</w:t>
+            </w:r>
+          </w:p>
+        </w:tc>
+        <w:tc>
+          <w:tcPr>
+            <w:tcW w:type="dxa" w:w="700"/>
+          </w:tcPr>
+          <w:p>
+            <w:r>
+              <w:t>x</w:t>
+            </w:r>
+          </w:p>
+        </w:tc>
+        <w:tc>
+          <w:tcPr>
+            <w:tcW w:type="dxa" w:w="700"/>
+          </w:tcPr>
+          <w:p>
+            <w:r>
+              <w:t>x</w:t>
+            </w:r>
+          </w:p>
+        </w:tc>
+      </w:tr>
+      <w:tr>
+        <w:tc>
+          <w:tcPr>
+            <w:tcW w:type="dxa" w:w="500"/>
+          </w:tcPr>
+          <w:p>
+            <w:r>
+              <w:t>Fr</w:t>
+            </w:r>
+          </w:p>
+        </w:tc>
+        <w:tc>
+          <w:tcPr>
+            <w:tcW w:type="dxa" w:w="1400"/>
+          </w:tcPr>
+          <w:p>
+            <w:r>
+              <w:t>24.04.2026</w:t>
+            </w:r>
+          </w:p>
+        </w:tc>
+        <w:tc>
+          <w:tcPr>
+            <w:tcW w:type="dxa" w:w="3937"/>
+          </w:tcPr>
+          <w:p>
+            <w:r>
+              <w:t>Dialog-System: L2 Glocke + L3 Hebel — Outro-Tuning</w:t>
+            </w:r>
+          </w:p>
+        </w:tc>
+        <w:tc>
+          <w:tcPr>
+            <w:tcW w:type="dxa" w:w="700"/>
+          </w:tcPr>
+          <w:p>
+            <w:r>
+              <w:t>x</w:t>
+            </w:r>
+          </w:p>
+        </w:tc>
+        <w:tc>
+          <w:tcPr>
+            <w:tcW w:type="dxa" w:w="700"/>
+          </w:tcPr>
+          <w:p>
+            <w:r>
+              <w:t>x</w:t>
+            </w:r>
+          </w:p>
+        </w:tc>
+        <w:tc>
+          <w:tcPr>
+            <w:tcW w:type="dxa" w:w="700"/>
+          </w:tcPr>
+          <w:p>
+            <w:r>
+              <w:t>x</w:t>
+            </w:r>
+          </w:p>
+        </w:tc>
+      </w:tr>
+      <w:tr>
+        <w:tc>
+          <w:tcPr>
+            <w:tcW w:type="dxa" w:w="500"/>
+          </w:tcPr>
+          <w:p>
+            <w:r>
+              <w:t>Fr</w:t>
+            </w:r>
+          </w:p>
+        </w:tc>
+        <w:tc>
+          <w:tcPr>
+            <w:tcW w:type="dxa" w:w="1400"/>
+          </w:tcPr>
+          <w:p>
+            <w:r>
+              <w:t>24.04.2026</w:t>
+            </w:r>
+          </w:p>
+        </w:tc>
+        <w:tc>
+          <w:tcPr>
+            <w:tcW w:type="dxa" w:w="3937"/>
+          </w:tcPr>
+          <w:p>
+            <w:r>
+              <w:t>Bugfix L2: Pipe-Spalten-Alignment (pipes_top +1/-3 px)</w:t>
+            </w:r>
+          </w:p>
+        </w:tc>
+        <w:tc>
+          <w:tcPr>
+            <w:tcW w:type="dxa" w:w="700"/>
+          </w:tcPr>
+          <w:p>
+            <w:r>
+              <w:t>x</w:t>
+            </w:r>
+          </w:p>
+        </w:tc>
+        <w:tc>
+          <w:tcPr>
+            <w:tcW w:type="dxa" w:w="700"/>
+          </w:tcPr>
+          <w:p>
+            <w:r>
+              <w:t>x</w:t>
+            </w:r>
+          </w:p>
+        </w:tc>
+        <w:tc>
+          <w:tcPr>
+            <w:tcW w:type="dxa" w:w="700"/>
+          </w:tcPr>
+          <w:p>
+            <w:r>
+              <w:t>x</w:t>
+            </w:r>
+          </w:p>
+        </w:tc>
+      </w:tr>
+      <w:tr>
+        <w:tc>
+          <w:tcPr>
+            <w:tcW w:type="dxa" w:w="500"/>
+          </w:tcPr>
+          <w:p>
+            <w:r>
+              <w:t>Fr</w:t>
+            </w:r>
+          </w:p>
+        </w:tc>
+        <w:tc>
+          <w:tcPr>
+            <w:tcW w:type="dxa" w:w="1400"/>
+          </w:tcPr>
+          <w:p>
+            <w:r>
+              <w:t>24.04.2026</w:t>
+            </w:r>
+          </w:p>
+        </w:tc>
+        <w:tc>
+          <w:tcPr>
+            <w:tcW w:type="dxa" w:w="3937"/>
+          </w:tcPr>
+          <w:p>
+            <w:r>
+              <w:t>Bugfix L2: Schachtdecke-Layering (L2_ROOF_BAND_H 160→80), Dev-Browse F2</w:t>
+            </w:r>
+          </w:p>
+        </w:tc>
+        <w:tc>
+          <w:tcPr>
+            <w:tcW w:type="dxa" w:w="700"/>
+          </w:tcPr>
+          <w:p>
+            <w:r>
+              <w:t>x</w:t>
+            </w:r>
+          </w:p>
+        </w:tc>
+        <w:tc>
+          <w:tcPr>
+            <w:tcW w:type="dxa" w:w="700"/>
+          </w:tcPr>
+          <w:p>
+            <w:r>
+              <w:t>x</w:t>
+            </w:r>
+          </w:p>
+        </w:tc>
+        <w:tc>
+          <w:tcPr>
+            <w:tcW w:type="dxa" w:w="700"/>
+          </w:tcPr>
+          <w:p>
+            <w:r>
+              <w:t>x</w:t>
+            </w:r>
+          </w:p>
+        </w:tc>
+      </w:tr>
+      <w:tr>
+        <w:tc>
+          <w:tcPr>
+            <w:tcW w:type="dxa" w:w="500"/>
+          </w:tcPr>
+          <w:p>
+            <w:r>
+              <w:t>Fr</w:t>
+            </w:r>
+          </w:p>
+        </w:tc>
+        <w:tc>
+          <w:tcPr>
+            <w:tcW w:type="dxa" w:w="1400"/>
+          </w:tcPr>
+          <w:p>
+            <w:r>
+              <w:t>24.04.2026</w:t>
+            </w:r>
+          </w:p>
+        </w:tc>
+        <w:tc>
+          <w:tcPr>
+            <w:tcW w:type="dxa" w:w="3937"/>
+          </w:tcPr>
+          <w:p>
+            <w:r>
+              <w:t>Bugfix L3: Cloud-Sink Fall-Through + Crumble-Advance-Guard</w:t>
+            </w:r>
+          </w:p>
+        </w:tc>
+        <w:tc>
+          <w:tcPr>
+            <w:tcW w:type="dxa" w:w="700"/>
+          </w:tcPr>
+          <w:p>
+            <w:r>
+              <w:t>x</w:t>
+            </w:r>
+          </w:p>
+        </w:tc>
+        <w:tc>
+          <w:tcPr>
+            <w:tcW w:type="dxa" w:w="700"/>
+          </w:tcPr>
+          <w:p>
+            <w:r>
+              <w:t>x</w:t>
+            </w:r>
+          </w:p>
+        </w:tc>
+        <w:tc>
+          <w:tcPr>
+            <w:tcW w:type="dxa" w:w="700"/>
+          </w:tcPr>
+          <w:p>
+            <w:r>
+              <w:t>x</w:t>
+            </w:r>
+          </w:p>
+        </w:tc>
+      </w:tr>
+      <w:tr>
+        <w:tc>
+          <w:tcPr>
+            <w:tcW w:type="dxa" w:w="500"/>
+          </w:tcPr>
+          <w:p>
+            <w:r>
+              <w:t>Fr</w:t>
+            </w:r>
+          </w:p>
+        </w:tc>
+        <w:tc>
+          <w:tcPr>
+            <w:tcW w:type="dxa" w:w="1400"/>
+          </w:tcPr>
+          <w:p>
+            <w:r>
+              <w:t>24.04.2026</w:t>
+            </w:r>
+          </w:p>
+        </w:tc>
+        <w:tc>
+          <w:tcPr>
+            <w:tcW w:type="dxa" w:w="3937"/>
+          </w:tcPr>
+          <w:p>
+            <w:r>
+              <w:t>L3 Leuchtturm Stein-Overlay (Notfall-Fix fuer Schul-Abgabe)</w:t>
+            </w:r>
+          </w:p>
+        </w:tc>
+        <w:tc>
+          <w:tcPr>
+            <w:tcW w:type="dxa" w:w="700"/>
+          </w:tcPr>
+          <w:p>
+            <w:r>
+              <w:t>x</w:t>
+            </w:r>
+          </w:p>
+        </w:tc>
+        <w:tc>
+          <w:tcPr>
+            <w:tcW w:type="dxa" w:w="700"/>
+          </w:tcPr>
+          <w:p>
+            <w:r>
+              <w:t>x</w:t>
+            </w:r>
+          </w:p>
+        </w:tc>
+        <w:tc>
+          <w:tcPr>
+            <w:tcW w:type="dxa" w:w="700"/>
+          </w:tcPr>
+          <w:p>
+            <w:r>
+              <w:t>x</w:t>
+            </w:r>
+          </w:p>
+        </w:tc>
+      </w:tr>
+      <w:tr>
+        <w:tc>
+          <w:tcPr>
+            <w:tcW w:type="dxa" w:w="500"/>
+          </w:tcPr>
+          <w:p>
+            <w:r>
+              <w:t>Sa</w:t>
+            </w:r>
+          </w:p>
+        </w:tc>
+        <w:tc>
+          <w:tcPr>
+            <w:tcW w:type="dxa" w:w="1400"/>
+          </w:tcPr>
+          <w:p>
+            <w:r>
+              <w:t>25.04.2026</w:t>
+            </w:r>
+          </w:p>
+        </w:tc>
+        <w:tc>
+          <w:tcPr>
+            <w:tcW w:type="dxa" w:w="3937"/>
+          </w:tcPr>
+          <w:p>
+            <w:r>
+              <w:t>Push-Mechanik final verworfen (PUSH-02/03/04 dropped)</w:t>
+            </w:r>
+          </w:p>
+        </w:tc>
+        <w:tc>
+          <w:tcPr>
+            <w:tcW w:type="dxa" w:w="700"/>
+          </w:tcPr>
+          <w:p>
+            <w:r>
+              <w:t>x</w:t>
+            </w:r>
+          </w:p>
+        </w:tc>
+        <w:tc>
+          <w:tcPr>
+            <w:tcW w:type="dxa" w:w="700"/>
+          </w:tcPr>
+          <w:p>
+            <w:r>
+              <w:t>x</w:t>
+            </w:r>
+          </w:p>
+        </w:tc>
+        <w:tc>
+          <w:tcPr>
+            <w:tcW w:type="dxa" w:w="700"/>
+          </w:tcPr>
+          <w:p>
+            <w:r>
+              <w:t>x</w:t>
+            </w:r>
+          </w:p>
+        </w:tc>
+      </w:tr>
+      <w:tr>
+        <w:tc>
+          <w:tcPr>
+            <w:tcW w:type="dxa" w:w="500"/>
+          </w:tcPr>
+          <w:p>
+            <w:r>
+              <w:t>Sa</w:t>
+            </w:r>
+          </w:p>
+        </w:tc>
+        <w:tc>
+          <w:tcPr>
+            <w:tcW w:type="dxa" w:w="1400"/>
+          </w:tcPr>
+          <w:p>
+            <w:r>
+              <w:t>25.04.2026</w:t>
+            </w:r>
+          </w:p>
+        </w:tc>
+        <w:tc>
+          <w:tcPr>
+            <w:tcW w:type="dxa" w:w="3937"/>
+          </w:tcPr>
+          <w:p>
+            <w:r>
+              <w:t>Difficulty-System implementiert (Schwierigkeits-Skalierung pro Level)</w:t>
+            </w:r>
+          </w:p>
+        </w:tc>
+        <w:tc>
+          <w:tcPr>
+            <w:tcW w:type="dxa" w:w="700"/>
+          </w:tcPr>
+          <w:p>
+            <w:r>
+              <w:t>x</w:t>
+            </w:r>
+          </w:p>
+        </w:tc>
+        <w:tc>
+          <w:tcPr>
+            <w:tcW w:type="dxa" w:w="700"/>
+          </w:tcPr>
+          <w:p>
+            <w:r>
+              <w:t>x</w:t>
+            </w:r>
+          </w:p>
+        </w:tc>
+        <w:tc>
+          <w:tcPr>
+            <w:tcW w:type="dxa" w:w="700"/>
+          </w:tcPr>
+          <w:p>
+            <w:r>
+              <w:t>x</w:t>
+            </w:r>
+          </w:p>
+        </w:tc>
+      </w:tr>
+      <w:tr>
+        <w:tc>
+          <w:tcPr>
+            <w:tcW w:type="dxa" w:w="500"/>
+          </w:tcPr>
+          <w:p>
+            <w:r>
+              <w:t>Sa</w:t>
+            </w:r>
+          </w:p>
+        </w:tc>
+        <w:tc>
+          <w:tcPr>
+            <w:tcW w:type="dxa" w:w="1400"/>
+          </w:tcPr>
+          <w:p>
+            <w:r>
+              <w:t>25.04.2026</w:t>
+            </w:r>
+          </w:p>
+        </w:tc>
+        <w:tc>
+          <w:tcPr>
+            <w:tcW w:type="dxa" w:w="3937"/>
+          </w:tcPr>
+          <w:p>
+            <w:r>
+              <w:t>Z-Action umbenannt: ACTION-01 (Kletter-Kiste nur statisches Prop)</w:t>
+            </w:r>
+          </w:p>
+        </w:tc>
+        <w:tc>
+          <w:tcPr>
+            <w:tcW w:type="dxa" w:w="700"/>
+          </w:tcPr>
+          <w:p>
+            <w:r>
+              <w:t>x</w:t>
+            </w:r>
+          </w:p>
+        </w:tc>
+        <w:tc>
+          <w:tcPr>
+            <w:tcW w:type="dxa" w:w="700"/>
+          </w:tcPr>
+          <w:p>
+            <w:r>
+              <w:t>x</w:t>
+            </w:r>
+          </w:p>
+        </w:tc>
+        <w:tc>
+          <w:tcPr>
+            <w:tcW w:type="dxa" w:w="700"/>
+          </w:tcPr>
+          <w:p>
+            <w:r>
+              <w:t>x</w:t>
+            </w:r>
+          </w:p>
+        </w:tc>
+      </w:tr>
+      <w:tr>
+        <w:tc>
+          <w:tcPr>
+            <w:tcW w:type="dxa" w:w="500"/>
+          </w:tcPr>
+          <w:p>
+            <w:r>
+              <w:t>So</w:t>
+            </w:r>
+          </w:p>
+        </w:tc>
+        <w:tc>
+          <w:tcPr>
+            <w:tcW w:type="dxa" w:w="1400"/>
+          </w:tcPr>
+          <w:p>
+            <w:r>
+              <w:t>26.04.2026</w:t>
+            </w:r>
+          </w:p>
+        </w:tc>
+        <w:tc>
+          <w:tcPr>
+            <w:tcW w:type="dxa" w:w="3937"/>
+          </w:tcPr>
+          <w:p>
+            <w:r>
+              <w:t>Phase 5 Outro-Trigger: L1 Windrad, L2 Glocke, L3 Hebel — alle live</w:t>
+            </w:r>
+          </w:p>
+        </w:tc>
+        <w:tc>
+          <w:tcPr>
+            <w:tcW w:type="dxa" w:w="700"/>
+          </w:tcPr>
+          <w:p>
+            <w:r>
+              <w:t>x</w:t>
+            </w:r>
+          </w:p>
+        </w:tc>
+        <w:tc>
+          <w:tcPr>
+            <w:tcW w:type="dxa" w:w="700"/>
+          </w:tcPr>
+          <w:p>
+            <w:r>
+              <w:t>x</w:t>
+            </w:r>
+          </w:p>
+        </w:tc>
+        <w:tc>
+          <w:tcPr>
+            <w:tcW w:type="dxa" w:w="700"/>
+          </w:tcPr>
+          <w:p>
+            <w:r>
+              <w:t>x</w:t>
+            </w:r>
+          </w:p>
+        </w:tc>
+      </w:tr>
+      <w:tr>
+        <w:tc>
+          <w:tcPr>
+            <w:tcW w:type="dxa" w:w="500"/>
+          </w:tcPr>
+          <w:p>
+            <w:r>
+              <w:t>So</w:t>
+            </w:r>
+          </w:p>
+        </w:tc>
+        <w:tc>
+          <w:tcPr>
+            <w:tcW w:type="dxa" w:w="1400"/>
+          </w:tcPr>
+          <w:p>
+            <w:r>
+              <w:t>26.04.2026</w:t>
+            </w:r>
+          </w:p>
+        </w:tc>
+        <w:tc>
+          <w:tcPr>
+            <w:tcW w:type="dxa" w:w="3937"/>
+          </w:tcPr>
+          <w:p>
+            <w:r>
+              <w:t>Intro-Flow: 3-2-1 Countdown in LEVEL_INTRO, Auto-Advance ohne Klick</w:t>
+            </w:r>
+          </w:p>
+        </w:tc>
+        <w:tc>
+          <w:tcPr>
+            <w:tcW w:type="dxa" w:w="700"/>
+          </w:tcPr>
+          <w:p>
+            <w:r>
+              <w:t>x</w:t>
+            </w:r>
+          </w:p>
+        </w:tc>
+        <w:tc>
+          <w:tcPr>
+            <w:tcW w:type="dxa" w:w="700"/>
+          </w:tcPr>
+          <w:p>
+            <w:r>
+              <w:t>x</w:t>
+            </w:r>
+          </w:p>
+        </w:tc>
+        <w:tc>
+          <w:tcPr>
+            <w:tcW w:type="dxa" w:w="700"/>
+          </w:tcPr>
+          <w:p>
+            <w:r>
+              <w:t>x</w:t>
+            </w:r>
+          </w:p>
+        </w:tc>
+      </w:tr>
+      <w:tr>
+        <w:tc>
+          <w:tcPr>
+            <w:tcW w:type="dxa" w:w="500"/>
+          </w:tcPr>
+          <w:p>
+            <w:r>
+              <w:t>So</w:t>
+            </w:r>
+          </w:p>
+        </w:tc>
+        <w:tc>
+          <w:tcPr>
+            <w:tcW w:type="dxa" w:w="1400"/>
+          </w:tcPr>
+          <w:p>
+            <w:r>
+              <w:t>26.04.2026</w:t>
+            </w:r>
+          </w:p>
+        </w:tc>
+        <w:tc>
+          <w:tcPr>
+            <w:tcW w:type="dxa" w:w="3937"/>
+          </w:tcPr>
+          <w:p>
+            <w:r>
+              <w:t>audio.js v2.0: SOUNDS-Map (27 Eintraege), HTMLAudio, _onPhaseChange Hooks</w:t>
+            </w:r>
+          </w:p>
+        </w:tc>
+        <w:tc>
+          <w:tcPr>
+            <w:tcW w:type="dxa" w:w="700"/>
+          </w:tcPr>
+          <w:p>
+            <w:r>
+              <w:t>x</w:t>
+            </w:r>
+          </w:p>
+        </w:tc>
+        <w:tc>
+          <w:tcPr>
+            <w:tcW w:type="dxa" w:w="700"/>
+          </w:tcPr>
+          <w:p>
+            <w:r>
+              <w:t>x</w:t>
+            </w:r>
+          </w:p>
+        </w:tc>
+        <w:tc>
+          <w:tcPr>
+            <w:tcW w:type="dxa" w:w="700"/>
+          </w:tcPr>
+          <w:p>
+            <w:r>
+              <w:t>x</w:t>
+            </w:r>
+          </w:p>
+        </w:tc>
+      </w:tr>
+      <w:tr>
+        <w:tc>
+          <w:tcPr>
+            <w:tcW w:type="dxa" w:w="500"/>
+          </w:tcPr>
+          <w:p/>
+        </w:tc>
+        <w:tc>
+          <w:tcPr>
+            <w:tcW w:type="dxa" w:w="1400"/>
+          </w:tcPr>
+          <w:p/>
+        </w:tc>
+        <w:tc>
+          <w:tcPr>
+            <w:tcW w:type="dxa" w:w="3937"/>
+          </w:tcPr>
+          <w:p>
+            <w:r>
+              <w:t>KW 18   27.04. – 03.05.</w:t>
+            </w:r>
+          </w:p>
+        </w:tc>
+        <w:tc>
+          <w:tcPr>
+            <w:tcW w:type="dxa" w:w="700"/>
+          </w:tcPr>
+          <w:p/>
+        </w:tc>
+        <w:tc>
+          <w:tcPr>
+            <w:tcW w:type="dxa" w:w="700"/>
+          </w:tcPr>
+          <w:p/>
+        </w:tc>
+        <w:tc>
+          <w:tcPr>
+            <w:tcW w:type="dxa" w:w="700"/>
+          </w:tcPr>
+          <w:p/>
+        </w:tc>
+      </w:tr>
+      <w:tr>
+        <w:tc>
+          <w:tcPr>
+            <w:tcW w:type="dxa" w:w="500"/>
+          </w:tcPr>
+          <w:p>
+            <w:r>
+              <w:t>Mo</w:t>
+            </w:r>
+          </w:p>
+        </w:tc>
+        <w:tc>
+          <w:tcPr>
+            <w:tcW w:type="dxa" w:w="1400"/>
+          </w:tcPr>
+          <w:p>
+            <w:r>
+              <w:t>27.04.2026</w:t>
+            </w:r>
+          </w:p>
+        </w:tc>
+        <w:tc>
+          <w:tcPr>
+            <w:tcW w:type="dxa" w:w="3937"/>
+          </w:tcPr>
+          <w:p>
+            <w:r>
+              <w:t>Audio-Hooks final verdrahtet (main.js _onPhaseChange Pfade)</w:t>
+            </w:r>
+          </w:p>
+        </w:tc>
+        <w:tc>
+          <w:tcPr>
+            <w:tcW w:type="dxa" w:w="700"/>
+          </w:tcPr>
+          <w:p>
+            <w:r>
+              <w:t>x</w:t>
+            </w:r>
+          </w:p>
+        </w:tc>
+        <w:tc>
+          <w:tcPr>
+            <w:tcW w:type="dxa" w:w="700"/>
+          </w:tcPr>
+          <w:p>
+            <w:r>
+              <w:t>x</w:t>
+            </w:r>
+          </w:p>
+        </w:tc>
+        <w:tc>
+          <w:tcPr>
+            <w:tcW w:type="dxa" w:w="700"/>
+          </w:tcPr>
+          <w:p>
+            <w:r>
+              <w:t>x</w:t>
+            </w:r>
+          </w:p>
+        </w:tc>
+      </w:tr>
+      <w:tr>
+        <w:tc>
+          <w:tcPr>
+            <w:tcW w:type="dxa" w:w="500"/>
+          </w:tcPr>
+          <w:p>
+            <w:r>
+              <w:t>Mo</w:t>
+            </w:r>
+          </w:p>
+        </w:tc>
+        <w:tc>
+          <w:tcPr>
+            <w:tcW w:type="dxa" w:w="1400"/>
+          </w:tcPr>
+          <w:p>
+            <w:r>
+              <w:t>27.04.2026</w:t>
+            </w:r>
+          </w:p>
+        </w:tc>
+        <w:tc>
+          <w:tcPr>
+            <w:tcW w:type="dxa" w:w="3937"/>
+          </w:tcPr>
+          <w:p>
+            <w:r>
+              <w:t>Arbeitsprotokoll vollstaendig nachgepflegt (alle Tage 04.03.–27.04.)</w:t>
+            </w:r>
+          </w:p>
+        </w:tc>
+        <w:tc>
+          <w:tcPr>
+            <w:tcW w:type="dxa" w:w="700"/>
+          </w:tcPr>
+          <w:p>
+            <w:r>
+              <w:t>x</w:t>
+            </w:r>
+          </w:p>
+        </w:tc>
+        <w:tc>
+          <w:tcPr>
+            <w:tcW w:type="dxa" w:w="700"/>
+          </w:tcPr>
+          <w:p>
+            <w:r>
+              <w:t>x</w:t>
+            </w:r>
+          </w:p>
+        </w:tc>
+        <w:tc>
+          <w:tcPr>
+            <w:tcW w:type="dxa" w:w="700"/>
+          </w:tcPr>
+          <w:p>
+            <w:r>
+              <w:t>x</w:t>
             </w:r>
           </w:p>
         </w:tc>
